--- a/Fase 2/Evidencias Grupales/2.4_GuiaEstudiante_Fase2_DesarrolloProyectoAPT_Bastian_Reyes.docx
+++ b/Fase 2/Evidencias Grupales/2.4_GuiaEstudiante_Fase2_DesarrolloProyectoAPT_Bastian_Reyes.docx
@@ -951,19 +951,6 @@
         <w:br w:type="page"/>
       </w:r>
     </w:p>
-    <w:p>
-      <w:r>
-        <w:rPr>
-          <w:rFonts w:ascii="Calibri" w:hAnsi="Calibri" w:eastAsia="Calibri"/>
-          <w:b w:val="0"/>
-          <w:i w:val="0"/>
-          <w:color w:val="000000"/>
-          <w:sz w:val="18"/>
-          <w:highlight w:val="yellow"/>
-        </w:rPr>
-        <w:t>El texto resaltado en amarillo corresponde a opiniones, reflexiones o decisiones personales redactadas como borrador. El estudiante debe revisarlo y escribirlo con sus propias palabras antes de la entrega final.</w:t>
-      </w:r>
-    </w:p>
     <w:tbl>
       <w:tblPr>
         <w:tblStyle w:val="Tablaconcuadrcula"/>
@@ -4271,7 +4258,6 @@
                 <w:i w:val="0"/>
                 <w:color w:val="000000"/>
                 <w:sz w:val="20"/>
-                <w:highlight w:val="yellow"/>
               </w:rPr>
               <w:t>De ahora en adelante revisaré la pauta al inicio de cada semana.</w:t>
             </w:r>
@@ -4415,7 +4401,6 @@
                 <w:i w:val="0"/>
                 <w:color w:val="000000"/>
                 <w:sz w:val="20"/>
-                <w:highlight w:val="yellow"/>
               </w:rPr>
               <w:t>Permite usar JavaScript en el servidor y en la página, y ya estaba instalado y funcionando.</w:t>
             </w:r>
@@ -5063,7 +5048,6 @@
                 <w:i w:val="0"/>
                 <w:color w:val="000000"/>
                 <w:sz w:val="22"/>
-                <w:highlight w:val="yellow"/>
               </w:rPr>
               <w:t>At this stage FeriaPlace already works from end to end: a fair can be created with its floor plan, vendors can request an account and a stall, and the administrator can approve, assign and record payments. The most important technical result is the stall assignment, which uses a transaction with row locking so that the same stall cannot be given to two vendors.</w:t>
             </w:r>
@@ -5080,7 +5064,6 @@
                 <w:i w:val="0"/>
                 <w:color w:val="000000"/>
                 <w:sz w:val="22"/>
-                <w:highlight w:val="yellow"/>
               </w:rPr>
               <w:t>Monitoring the plan showed that development is ahead of schedule, while reporting, testing and documentation are behind. Reducing the scope of version 1.0 was the right decision, because it keeps the project achievable within the remaining eight weeks. The priorities now are the occupancy report, automated tests and a tested installation outside my computer.</w:t>
             </w:r>
@@ -5189,7 +5172,6 @@
                 <w:i w:val="0"/>
                 <w:color w:val="000000"/>
                 <w:sz w:val="22"/>
-                <w:highlight w:val="yellow"/>
               </w:rPr>
               <w:t>This phase taught me that a working application is not enough if the evidence is not delivered as requested. I focused on programming and did not read the Phase 2 guidelines before my presentation, and the grade showed it. From now on I will review each guideline at the start of the week and keep my repository updated before every presentation.</w:t>
             </w:r>
@@ -5206,7 +5188,6 @@
                 <w:i w:val="0"/>
                 <w:color w:val="000000"/>
                 <w:sz w:val="22"/>
-                <w:highlight w:val="yellow"/>
               </w:rPr>
               <w:t>I also learned to change the plan when reality required it: I added account approval and a floor plan editor because the organizer needs them, and I postponed online payments because they did not fit in the time available. Using an AI assistant helped me move faster, but it made me responsible for understanding and checking every change before accepting it.</w:t>
             </w:r>
@@ -5316,7 +5297,7 @@
                 <w:color w:val="000000"/>
                 <w:sz w:val="22"/>
               </w:rPr>
-              <w:t>En el desarrollo de FeriaPlace y en la redacción de este informe se utilizó un asistente de inteligencia artificial (Claude, de Anthropic) como apoyo para programar, explicar errores, redactar documentación y preparar borradores de los documentos de Fase 2. El estudiante definió el proyecto, sus decisiones de alcance y las pruebas, revisó el código y el texto, y es responsable del resultado. Las reflexiones personales están marcadas para ser escritas por el estudiante con sus propias palabras.</w:t>
+              <w:t>En el desarrollo de FeriaPlace utilicé un asistente de inteligencia artificial (Claude, de Anthropic). Lo usé principalmente en dos partes del proyecto: el mapa de Santiago dividido por comunas y la creación de la base de datos en MySQL, donde me guió paso a paso hasta dejarlas funcionando.</w:t>
             </w:r>
           </w:p>
           <w:p>
@@ -5331,9 +5312,24 @@
                 <w:i w:val="0"/>
                 <w:color w:val="000000"/>
                 <w:sz w:val="22"/>
-                <w:highlight w:val="yellow"/>
-              </w:rPr>
-              <w:t>Detalla aquí en qué partes usaste la IA y cuánto la usaste, según tu experiencia real.</w:t>
+              </w:rPr>
+              <w:t>También lo usé como apoyo para entender errores y para preparar borradores de los documentos de Fase 2, que revisé y aprobé antes de entregarlos.</w:t>
+            </w:r>
+          </w:p>
+          <w:p>
+            <w:pPr>
+              <w:spacing w:after="80"/>
+              <w:jc w:val="left"/>
+            </w:pPr>
+            <w:r>
+              <w:rPr>
+                <w:rFonts w:ascii="Calibri" w:hAnsi="Calibri" w:eastAsia="Calibri"/>
+                <w:b w:val="0"/>
+                <w:i w:val="0"/>
+                <w:color w:val="000000"/>
+                <w:sz w:val="22"/>
+              </w:rPr>
+              <w:t>Las decisiones del proyecto son mías: el enfoque en ferias de temporada, el alcance de la versión 1.0, lo que se posterga y las prioridades del plan de trabajo. También probé el funcionamiento de la aplicación y soy responsable del resultado entregado.</w:t>
             </w:r>
           </w:p>
         </w:tc>
@@ -6074,7 +6070,6 @@
                 <w:i w:val="0"/>
                 <w:color w:val="000000"/>
                 <w:sz w:val="18"/>
-                <w:highlight w:val="yellow"/>
               </w:rPr>
               <w:t>Pendiente: captura de esta consulta en MySQL durante la demo</w:t>
             </w:r>

--- a/Fase 2/Evidencias Grupales/2.4_GuiaEstudiante_Fase2_DesarrolloProyectoAPT_Bastian_Reyes.docx
+++ b/Fase 2/Evidencias Grupales/2.4_GuiaEstudiante_Fase2_DesarrolloProyectoAPT_Bastian_Reyes.docx
@@ -1436,7 +1436,7 @@
                 <w:color w:val="000000"/>
                 <w:sz w:val="22"/>
               </w:rPr>
-              <w:t>1) Las iteraciones pasaron a ser semanales, alineadas con las fichas de avance del taller (Fichas 01 a 04), en vez de sprints de 2 semanas. Cada iteración cierra con un incremento demostrable y su ficha como registro.</w:t>
+              <w:t>1) Cada iteración se cierra con una ficha de avance del taller (Fichas 01 a 04, entre el 11-09 y el 08-10-2026), lo que dejó ciclos de una o dos semanas en lugar de sprints fijos de 2 semanas. Cada iteración termina con un incremento demostrable y su ficha como registro.</w:t>
             </w:r>
           </w:p>
           <w:p>
@@ -1524,7 +1524,7 @@
                 <w:color w:val="000000"/>
                 <w:sz w:val="22"/>
               </w:rPr>
-              <w:t xml:space="preserve">E1. Modelo de datos implementado. </w:t>
+              <w:t xml:space="preserve">E1. Modelo de datos implementado y arquitectura. </w:t>
             </w:r>
             <w:r>
               <w:rPr>
@@ -1534,7 +1534,7 @@
                 <w:color w:val="000000"/>
                 <w:sz w:val="22"/>
               </w:rPr>
-              <w:t>Fase 1/Evidencias Grupales/Evidencia_Modelo_ER_FeriaPlace.docx y aplicacion-feriaplace/database/schema.sql (usuario, feria, puesto, elemento_plano y solicitud, con claves foráneas, restricción de código único por feria e índices por comuna y fechas). Da cuenta de las competencias de diseño e implementación de modelos de datos.</w:t>
+              <w:t>Fase 2/Evidencias Grupales/Evidencia_Modelo_Datos_y_Arquitectura_FeriaPlace.docx: diagrama entidad-relación de la base real (usuario, feria, puesto, elemento_plano y solicitud), diccionario de datos, cambios respecto del modelo inicial de Fase 1 y diagrama de arquitectura en capas. Se respalda en aplicacion-feriaplace/database/schema.sql. Da cuenta de las competencias de modelos de datos y de modelo arquitectónico.</w:t>
             </w:r>
           </w:p>
           <w:p>
@@ -4145,7 +4145,7 @@
                 <w:color w:val="000000"/>
                 <w:sz w:val="20"/>
               </w:rPr>
-              <w:t>un stack conocido y gratuito (Node.js, Express y MySQL); iteraciones semanales con ficha de avance, que obligan a mostrar algo funcionando cada semana; respaldos antes de cada cambio grande; trabajar en forma individual, sin depender de la coordinación de un equipo; y el uso de un asistente de IA (Claude) para acelerar la programación y la documentación, revisando cada resultado.</w:t>
+              <w:t>un stack conocido y gratuito (Node.js, Express y MySQL); iteraciones cortas con ficha de avance, que obligan a mostrar algo funcionando en cada una; respaldos antes de cada cambio grande; trabajar en forma individual, sin depender de la coordinación de un equipo; y el uso de un asistente de IA (Claude) para acelerar la programación y la documentación, revisando cada resultado.</w:t>
             </w:r>
           </w:p>
           <w:p>
